--- a/apertura_app/templates/pf/5-Política de Diversificación  (1).docx
+++ b/apertura_app/templates/pf/5-Política de Diversificación  (1).docx
@@ -1010,15 +1010,15 @@
       <mc:AlternateContent>
         <mc:Choice Requires="wps">
           <w:drawing>
-            <wp:anchor distT="0" distB="0" distL="114300" distR="114300" simplePos="0" relativeHeight="251659264" behindDoc="0" locked="0" layoutInCell="1" allowOverlap="1" wp14:anchorId="37AF6CB0" wp14:editId="364BAE6C">
+            <wp:anchor distT="0" distB="0" distL="114300" distR="114300" simplePos="0" relativeHeight="251659264" behindDoc="0" locked="0" layoutInCell="1" allowOverlap="1" wp14:anchorId="37AF6CB0" wp14:editId="4EC43501">
               <wp:simplePos x="0" y="0"/>
               <wp:positionH relativeFrom="column">
-                <wp:posOffset>5416550</wp:posOffset>
+                <wp:posOffset>5419725</wp:posOffset>
               </wp:positionH>
               <wp:positionV relativeFrom="paragraph">
-                <wp:posOffset>-142875</wp:posOffset>
+                <wp:posOffset>-144780</wp:posOffset>
               </wp:positionV>
-              <wp:extent cx="800100" cy="238125"/>
+              <wp:extent cx="899160" cy="238125"/>
               <wp:effectExtent l="0" t="0" r="0" b="0"/>
               <wp:wrapNone/>
               <wp:docPr id="2134533869" name="Cuadro de texto 1"/>
@@ -1030,7 +1030,7 @@
                     <wps:spPr>
                       <a:xfrm>
                         <a:off x="0" y="0"/>
-                        <a:ext cx="800100" cy="238125"/>
+                        <a:ext cx="899160" cy="238125"/>
                       </a:xfrm>
                       <a:prstGeom prst="rect">
                         <a:avLst/>
@@ -1121,7 +1121,7 @@
               <v:stroke joinstyle="miter"/>
               <v:path gradientshapeok="t" o:connecttype="rect"/>
             </v:shapetype>
-            <v:shape id="Cuadro de texto 1" o:spid="_x0000_s1026" type="#_x0000_t202" style="position:absolute;margin-left:426.5pt;margin-top:-11.25pt;width:63pt;height:18.75pt;z-index:251659264;visibility:visible;mso-wrap-style:square;mso-width-percent:0;mso-wrap-distance-left:9pt;mso-wrap-distance-top:0;mso-wrap-distance-right:9pt;mso-wrap-distance-bottom:0;mso-position-horizontal:absolute;mso-position-horizontal-relative:text;mso-position-vertical:absolute;mso-position-vertical-relative:text;mso-width-percent:0;mso-width-relative:margin;v-text-anchor:top" o:gfxdata="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" filled="f" stroked="f" strokeweight=".5pt">
+            <v:shape id="Cuadro de texto 1" o:spid="_x0000_s1026" type="#_x0000_t202" style="position:absolute;margin-left:426.75pt;margin-top:-11.4pt;width:70.8pt;height:18.75pt;z-index:251659264;visibility:visible;mso-wrap-style:square;mso-width-percent:0;mso-wrap-distance-left:9pt;mso-wrap-distance-top:0;mso-wrap-distance-right:9pt;mso-wrap-distance-bottom:0;mso-position-horizontal:absolute;mso-position-horizontal-relative:text;mso-position-vertical:absolute;mso-position-vertical-relative:text;mso-width-percent:0;mso-width-relative:margin;v-text-anchor:top" o:gfxdata="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" filled="f" stroked="f" strokeweight=".5pt">
               <v:textbox>
                 <w:txbxContent>
                   <w:p>

--- a/apertura_app/templates/pf/5-Política de Diversificación  (1).docx
+++ b/apertura_app/templates/pf/5-Política de Diversificación  (1).docx
@@ -1005,23 +1005,27 @@
     </w:pPr>
     <w:r>
       <w:rPr>
+        <w:rFonts w:ascii="Times New Roman" w:eastAsiaTheme="minorHAnsi" w:hAnsi="Times New Roman" w:cs="Times New Roman"/>
         <w:noProof/>
+        <w:sz w:val="24"/>
+        <w:szCs w:val="24"/>
+        <w:lang w:val="es-MX"/>
       </w:rPr>
       <mc:AlternateContent>
         <mc:Choice Requires="wps">
           <w:drawing>
-            <wp:anchor distT="0" distB="0" distL="114300" distR="114300" simplePos="0" relativeHeight="251659264" behindDoc="0" locked="0" layoutInCell="1" allowOverlap="1" wp14:anchorId="37AF6CB0" wp14:editId="4EC43501">
+            <wp:anchor distT="0" distB="0" distL="114300" distR="114300" simplePos="0" relativeHeight="251660287" behindDoc="0" locked="0" layoutInCell="1" allowOverlap="1" wp14:anchorId="2E4CF62C" wp14:editId="08964046">
               <wp:simplePos x="0" y="0"/>
-              <wp:positionH relativeFrom="column">
-                <wp:posOffset>5419725</wp:posOffset>
+              <wp:positionH relativeFrom="page">
+                <wp:posOffset>6497955</wp:posOffset>
               </wp:positionH>
-              <wp:positionV relativeFrom="paragraph">
-                <wp:posOffset>-144780</wp:posOffset>
+              <wp:positionV relativeFrom="page">
+                <wp:posOffset>307975</wp:posOffset>
               </wp:positionV>
-              <wp:extent cx="899160" cy="238125"/>
-              <wp:effectExtent l="0" t="0" r="0" b="0"/>
+              <wp:extent cx="914400" cy="297180"/>
+              <wp:effectExtent l="0" t="0" r="0" b="7620"/>
               <wp:wrapNone/>
-              <wp:docPr id="2134533869" name="Cuadro de texto 1"/>
+              <wp:docPr id="941598772" name="Cuadro de texto 2"/>
               <wp:cNvGraphicFramePr/>
               <a:graphic xmlns:a="http://schemas.openxmlformats.org/drawingml/2006/main">
                 <a:graphicData uri="http://schemas.microsoft.com/office/word/2010/wordprocessingShape">
@@ -1030,7 +1034,7 @@
                     <wps:spPr>
                       <a:xfrm>
                         <a:off x="0" y="0"/>
-                        <a:ext cx="899160" cy="238125"/>
+                        <a:ext cx="914400" cy="297180"/>
                       </a:xfrm>
                       <a:prstGeom prst="rect">
                         <a:avLst/>
@@ -1045,62 +1049,30 @@
                         <w:p>
                           <w:pPr>
                             <w:rPr>
-                              <w:b/>
-                              <w:bCs/>
                               <w:sz w:val="16"/>
                               <w:szCs w:val="16"/>
                             </w:rPr>
                           </w:pPr>
+                          <w:proofErr w:type="gramStart"/>
                           <w:r>
                             <w:rPr>
-                              <w:b/>
-                              <w:bCs/>
                               <w:sz w:val="16"/>
                               <w:szCs w:val="16"/>
                             </w:rPr>
-                            <w:fldChar w:fldCharType="begin"/>
+                            <w:t>{{ contrato</w:t>
                           </w:r>
+                          <w:proofErr w:type="gramEnd"/>
                           <w:r>
                             <w:rPr>
-                              <w:b/>
-                              <w:bCs/>
                               <w:sz w:val="16"/>
                               <w:szCs w:val="16"/>
                             </w:rPr>
-                            <w:instrText xml:space="preserve"> MERGEFIELD "Contrato" </w:instrText>
-                          </w:r>
-                          <w:r>
-                            <w:rPr>
-                              <w:b/>
-                              <w:bCs/>
-                              <w:sz w:val="16"/>
-                              <w:szCs w:val="16"/>
-                            </w:rPr>
-                            <w:fldChar w:fldCharType="separate"/>
-                          </w:r>
-                          <w:r>
-                            <w:rPr>
-                              <w:b/>
-                              <w:bCs/>
-                              <w:noProof/>
-                              <w:sz w:val="16"/>
-                              <w:szCs w:val="16"/>
-                            </w:rPr>
-                            <w:t>{{ contrato }}</w:t>
-                          </w:r>
-                          <w:r>
-                            <w:rPr>
-                              <w:b/>
-                              <w:bCs/>
-                              <w:sz w:val="16"/>
-                              <w:szCs w:val="16"/>
-                            </w:rPr>
-                            <w:fldChar w:fldCharType="end"/>
+                            <w:t xml:space="preserve"> }}</w:t>
                           </w:r>
                         </w:p>
                       </w:txbxContent>
                     </wps:txbx>
-                    <wps:bodyPr rot="0" spcFirstLastPara="0" vertOverflow="overflow" horzOverflow="overflow" vert="horz" wrap="square" lIns="91440" tIns="45720" rIns="91440" bIns="45720" numCol="1" spcCol="0" rtlCol="0" fromWordArt="0" anchor="t" anchorCtr="0" forceAA="0" compatLnSpc="1">
+                    <wps:bodyPr rot="0" spcFirstLastPara="0" vertOverflow="clip" horzOverflow="clip" vert="horz" wrap="square" lIns="91440" tIns="45720" rIns="91440" bIns="45720" numCol="1" spcCol="0" rtlCol="0" fromWordArt="0" anchor="t" anchorCtr="0" forceAA="0" compatLnSpc="1">
                       <a:prstTxWarp prst="textNoShape">
                         <a:avLst/>
                       </a:prstTxWarp>
@@ -1109,79 +1081,51 @@
                   </wps:wsp>
                 </a:graphicData>
               </a:graphic>
-              <wp14:sizeRelH relativeFrom="margin">
+              <wp14:sizeRelH relativeFrom="page">
                 <wp14:pctWidth>0</wp14:pctWidth>
               </wp14:sizeRelH>
+              <wp14:sizeRelV relativeFrom="page">
+                <wp14:pctHeight>0</wp14:pctHeight>
+              </wp14:sizeRelV>
             </wp:anchor>
           </w:drawing>
         </mc:Choice>
         <mc:Fallback>
           <w:pict>
-            <v:shapetype w14:anchorId="37AF6CB0" id="_x0000_t202" coordsize="21600,21600" o:spt="202" path="m,l,21600r21600,l21600,xe">
+            <v:shapetype w14:anchorId="2E4CF62C" id="_x0000_t202" coordsize="21600,21600" o:spt="202" path="m,l,21600r21600,l21600,xe">
               <v:stroke joinstyle="miter"/>
               <v:path gradientshapeok="t" o:connecttype="rect"/>
             </v:shapetype>
-            <v:shape id="Cuadro de texto 1" o:spid="_x0000_s1026" type="#_x0000_t202" style="position:absolute;margin-left:426.75pt;margin-top:-11.4pt;width:70.8pt;height:18.75pt;z-index:251659264;visibility:visible;mso-wrap-style:square;mso-width-percent:0;mso-wrap-distance-left:9pt;mso-wrap-distance-top:0;mso-wrap-distance-right:9pt;mso-wrap-distance-bottom:0;mso-position-horizontal:absolute;mso-position-horizontal-relative:text;mso-position-vertical:absolute;mso-position-vertical-relative:text;mso-width-percent:0;mso-width-relative:margin;v-text-anchor:top" o:gfxdata="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" filled="f" stroked="f" strokeweight=".5pt">
+            <v:shape id="Cuadro de texto 2" o:spid="_x0000_s1026" type="#_x0000_t202" style="position:absolute;margin-left:511.65pt;margin-top:24.25pt;width:1in;height:23.4pt;z-index:251660287;visibility:visible;mso-wrap-style:square;mso-width-percent:0;mso-height-percent:0;mso-wrap-distance-left:9pt;mso-wrap-distance-top:0;mso-wrap-distance-right:9pt;mso-wrap-distance-bottom:0;mso-position-horizontal:absolute;mso-position-horizontal-relative:page;mso-position-vertical:absolute;mso-position-vertical-relative:page;mso-width-percent:0;mso-height-percent:0;mso-width-relative:page;mso-height-relative:page;v-text-anchor:top" o:gfxdata="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" filled="f" stroked="f" strokeweight=".5pt">
               <v:textbox>
                 <w:txbxContent>
                   <w:p>
                     <w:pPr>
                       <w:rPr>
-                        <w:b/>
-                        <w:bCs/>
                         <w:sz w:val="16"/>
                         <w:szCs w:val="16"/>
                       </w:rPr>
                     </w:pPr>
+                    <w:proofErr w:type="gramStart"/>
                     <w:r>
                       <w:rPr>
-                        <w:b/>
-                        <w:bCs/>
                         <w:sz w:val="16"/>
                         <w:szCs w:val="16"/>
                       </w:rPr>
-                      <w:fldChar w:fldCharType="begin"/>
+                      <w:t>{{ contrato</w:t>
                     </w:r>
+                    <w:proofErr w:type="gramEnd"/>
                     <w:r>
                       <w:rPr>
-                        <w:b/>
-                        <w:bCs/>
                         <w:sz w:val="16"/>
                         <w:szCs w:val="16"/>
                       </w:rPr>
-                      <w:instrText xml:space="preserve"> MERGEFIELD "Contrato" </w:instrText>
-                    </w:r>
-                    <w:r>
-                      <w:rPr>
-                        <w:b/>
-                        <w:bCs/>
-                        <w:sz w:val="16"/>
-                        <w:szCs w:val="16"/>
-                      </w:rPr>
-                      <w:fldChar w:fldCharType="separate"/>
-                    </w:r>
-                    <w:r>
-                      <w:rPr>
-                        <w:b/>
-                        <w:bCs/>
-                        <w:noProof/>
-                        <w:sz w:val="16"/>
-                        <w:szCs w:val="16"/>
-                      </w:rPr>
-                      <w:t>{{ contrato }}</w:t>
-                    </w:r>
-                    <w:r>
-                      <w:rPr>
-                        <w:b/>
-                        <w:bCs/>
-                        <w:sz w:val="16"/>
-                        <w:szCs w:val="16"/>
-                      </w:rPr>
-                      <w:fldChar w:fldCharType="end"/>
+                      <w:t xml:space="preserve"> }}</w:t>
                     </w:r>
                   </w:p>
                 </w:txbxContent>
               </v:textbox>
+              <w10:wrap anchorx="page" anchory="page"/>
             </v:shape>
           </w:pict>
         </mc:Fallback>
@@ -1192,7 +1136,7 @@
         <w:noProof/>
       </w:rPr>
       <w:drawing>
-        <wp:anchor distT="0" distB="0" distL="114300" distR="114300" simplePos="0" relativeHeight="251658239" behindDoc="0" locked="0" layoutInCell="1" allowOverlap="1" wp14:anchorId="7E5937ED" wp14:editId="0F6CE1B0">
+        <wp:anchor distT="0" distB="0" distL="114300" distR="114300" simplePos="0" relativeHeight="251658239" behindDoc="0" locked="0" layoutInCell="1" allowOverlap="1" wp14:anchorId="7E5937ED" wp14:editId="7F2B14C9">
           <wp:simplePos x="0" y="0"/>
           <wp:positionH relativeFrom="page">
             <wp:align>right</wp:align>
